--- a/docs/3-nfr-and-scenarios.docx
+++ b/docs/3-nfr-and-scenarios.docx
@@ -485,20 +485,7 @@
         </w:rPr>
       </w:pPr>
       <w:r>
-        <w:rPr>
-          <w:rFonts w:ascii="Times New Roman" w:hAnsi="Times New Roman"/>
-          <w:b/>
-          <w:sz w:val="28"/>
-        </w:rPr>
-        <w:t xml:space="preserve">4. Удобство использования: </w:t>
-      </w:r>
-      <w:r>
-        <w:rPr>
-          <w:rFonts w:ascii="Times New Roman" w:hAnsi="Times New Roman"/>
-          <w:b w:val="0"/>
-          <w:sz w:val="28"/>
-        </w:rPr>
-        <w:t>анкета подбора, каталог, карточка растения, корзина и оформление заказа должны быть понятны пользователю без специального обучения.</w:t>
+        <w:t>4. Удобство использования: пользователь, впервые открывший сайт, должен заполнить анкету и добавить растение в корзину не более чем за 5 минут без посторонней помощи.</w:t>
       </w:r>
     </w:p>
     <w:p>
@@ -620,20 +607,7 @@
         </w:rPr>
       </w:pPr>
       <w:r>
-        <w:rPr>
-          <w:rFonts w:ascii="Times New Roman" w:hAnsi="Times New Roman"/>
-          <w:b/>
-          <w:sz w:val="28"/>
-        </w:rPr>
-        <w:t xml:space="preserve">9. Надежность: </w:t>
-      </w:r>
-      <w:r>
-        <w:rPr>
-          <w:rFonts w:ascii="Times New Roman" w:hAnsi="Times New Roman"/>
-          <w:b w:val="0"/>
-          <w:sz w:val="28"/>
-        </w:rPr>
-        <w:t>система должна сохранять результаты заполненной анкеты, состав корзины и созданную заявку даже при временных ошибках соединения.</w:t>
+        <w:t>9. Надежность: ответы анкеты и состав корзины сохраняются не реже одного раза в 30 секунд; после обрыва связи и повторного входа восстанавливается последняя сохраненная версия.</w:t>
       </w:r>
     </w:p>
     <w:p>
@@ -647,20 +621,7 @@
         </w:rPr>
       </w:pPr>
       <w:r>
-        <w:rPr>
-          <w:rFonts w:ascii="Times New Roman" w:hAnsi="Times New Roman"/>
-          <w:b/>
-          <w:sz w:val="28"/>
-        </w:rPr>
-        <w:t xml:space="preserve">10. Резервное копирование: </w:t>
-      </w:r>
-      <w:r>
-        <w:rPr>
-          <w:rFonts w:ascii="Times New Roman" w:hAnsi="Times New Roman"/>
-          <w:b w:val="0"/>
-          <w:sz w:val="28"/>
-        </w:rPr>
-        <w:t>база данных с каталогом растений, анкетами, заказами и пользовательскими данными должна регулярно резервироваться для восстановления после сбоя.</w:t>
+        <w:t>10. Резервное копирование: полная резервная копия базы данных создается один раз в сутки; копии хранятся 30 дней.</w:t>
       </w:r>
     </w:p>
     <w:p>
@@ -1285,12 +1246,7 @@
         </w:rPr>
       </w:pPr>
       <w:r>
-        <w:rPr>
-          <w:rFonts w:ascii="Times New Roman" w:hAnsi="Times New Roman"/>
-          <w:b w:val="0"/>
-          <w:sz w:val="28"/>
-        </w:rPr>
-        <w:t>2. Система показывает список новых заказов со статусом «создан» или «ожидает обработки».</w:t>
+        <w:t>2. Система показывает список заказов со статусом «новая».</w:t>
       </w:r>
     </w:p>
     <w:p>
@@ -1380,12 +1336,7 @@
         </w:rPr>
       </w:pPr>
       <w:r>
-        <w:rPr>
-          <w:rFonts w:ascii="Times New Roman" w:hAnsi="Times New Roman"/>
-          <w:b w:val="0"/>
-          <w:sz w:val="28"/>
-        </w:rPr>
-        <w:t>7. Система меняет статус заказа на «в обработке» или «подтвержден».</w:t>
+        <w:t>7. Система меняет статус заказа на «подтверждена».</w:t>
       </w:r>
     </w:p>
     <w:p>

--- a/docs/3-nfr-and-scenarios.docx
+++ b/docs/3-nfr-and-scenarios.docx
@@ -526,20 +526,7 @@
         </w:rPr>
       </w:pPr>
       <w:r>
-        <w:rPr>
-          <w:rFonts w:ascii="Times New Roman" w:hAnsi="Times New Roman"/>
-          <w:b/>
-          <w:sz w:val="28"/>
-        </w:rPr>
-        <w:t xml:space="preserve">6. Защита учетных записей: </w:t>
-      </w:r>
-      <w:r>
-        <w:rPr>
-          <w:rFonts w:ascii="Times New Roman" w:hAnsi="Times New Roman"/>
-          <w:b w:val="0"/>
-          <w:sz w:val="28"/>
-        </w:rPr>
-        <w:t>пароли пользователей, менеджеров и администраторов должны храниться в защищенном виде без сохранения исходного пароля в базе данных.</w:t>
+        <w:t>6. Защита учетных записей: для всех ролей хранится только хеш пароля с индивидуальной солью; исходный пароль в базе не сохраняется.</w:t>
       </w:r>
     </w:p>
     <w:p>
@@ -553,20 +540,7 @@
         </w:rPr>
       </w:pPr>
       <w:r>
-        <w:rPr>
-          <w:rFonts w:ascii="Times New Roman" w:hAnsi="Times New Roman"/>
-          <w:b/>
-          <w:sz w:val="28"/>
-        </w:rPr>
-        <w:t xml:space="preserve">7. Разграничение доступа: </w:t>
-      </w:r>
-      <w:r>
-        <w:rPr>
-          <w:rFonts w:ascii="Times New Roman" w:hAnsi="Times New Roman"/>
-          <w:b w:val="0"/>
-          <w:sz w:val="28"/>
-        </w:rPr>
-        <w:t>покупатель, менеджер и администратор должны получать доступ только к тем функциям и данным, которые соответствуют их роли.</w:t>
+        <w:t>7. Разграничение доступа: покупатель получает доступ только к своим заказам и анкетам; менеджер — к обработке заказов; контент-менеджер — к каталогу; администратор — к пользователям и ролям; владелец — к сводной статистике. Права проверяются на сервере при каждом обращении.</w:t>
       </w:r>
     </w:p>
     <w:p>
@@ -1005,12 +979,7 @@
         </w:rPr>
       </w:pPr>
       <w:r>
-        <w:rPr>
-          <w:rFonts w:ascii="Times New Roman" w:hAnsi="Times New Roman"/>
-          <w:b w:val="0"/>
-          <w:sz w:val="28"/>
-        </w:rPr>
-        <w:t>10. Пользователь переходит к оформлению заказа и вводит контактные данные, адрес доставки или вариант самовывоза.</w:t>
+        <w:t>10. Пользователь переходит к оформлению заказа и вводит имя, обязательный телефон, e-mail при наличии, адрес доставки или вариант самовывоза.</w:t>
       </w:r>
     </w:p>
     <w:p>
@@ -1043,12 +1012,7 @@
         </w:rPr>
       </w:pPr>
       <w:r>
-        <w:rPr>
-          <w:rFonts w:ascii="Times New Roman" w:hAnsi="Times New Roman"/>
-          <w:b w:val="0"/>
-          <w:sz w:val="28"/>
-        </w:rPr>
-        <w:t>12. Система сохраняет заказ, присваивает ему статус и показывает пользователю подтверждение принятия заявки.</w:t>
+        <w:t>12. Система сохраняет заказ со статусом «новая» и показывает подтверждение принятия заявки.</w:t>
       </w:r>
     </w:p>
     <w:p>
@@ -1350,12 +1314,7 @@
         </w:rPr>
       </w:pPr>
       <w:r>
-        <w:rPr>
-          <w:rFonts w:ascii="Times New Roman" w:hAnsi="Times New Roman"/>
-          <w:b w:val="0"/>
-          <w:sz w:val="28"/>
-        </w:rPr>
-        <w:t>8. Менеджер при необходимости оставляет служебный комментарий по заказу.</w:t>
+        <w:t>8. Менеджер при необходимости оставляет внутренний комментарий по обработке и отдельное сообщение покупателю.</w:t>
       </w:r>
     </w:p>
     <w:p>
